--- a/Fase 1/Evidencias Grupales/1.5_GuiaEstudiante_Fase 1_Definicion Proyecto APT.docx
+++ b/Fase 1/Evidencias Grupales/1.5_GuiaEstudiante_Fase 1_Definicion Proyecto APT.docx
@@ -1,6 +1,6 @@
 
 <file path=word/document.xml><?xml version="1.0" encoding="utf-8"?>
-<w:document xmlns:wpc="http://schemas.microsoft.com/office/word/2010/wordprocessingCanvas" xmlns:cx="http://schemas.microsoft.com/office/drawing/2014/chartex" xmlns:cx1="http://schemas.microsoft.com/office/drawing/2015/9/8/chartex" xmlns:cx2="http://schemas.microsoft.com/office/drawing/2015/10/21/chartex" xmlns:cx3="http://schemas.microsoft.com/office/drawing/2016/5/9/chartex" xmlns:cx4="http://schemas.microsoft.com/office/drawing/2016/5/10/chartex" xmlns:cx5="http://schemas.microsoft.com/office/drawing/2016/5/11/chartex" xmlns:cx6="http://schemas.microsoft.com/office/drawing/2016/5/12/chartex" xmlns:cx7="http://schemas.microsoft.com/office/drawing/2016/5/13/chartex" xmlns:cx8="http://schemas.microsoft.com/office/drawing/2016/5/14/chartex" xmlns:mc="http://schemas.openxmlformats.org/markup-compatibility/2006" xmlns:aink="http://schemas.microsoft.com/office/drawing/2016/ink" xmlns:am3d="http://schemas.microsoft.com/office/drawing/2017/model3d" xmlns:o="urn:schemas-microsoft-com:office:office" xmlns:oel="http://schemas.microsoft.com/office/2019/extlst" xmlns:r="http://schemas.openxmlformats.org/officeDocument/2006/relationships" xmlns:m="http://schemas.openxmlformats.org/officeDocument/2006/math" xmlns:v="urn:schemas-microsoft-com:vml" xmlns:wp14="http://schemas.microsoft.com/office/word/2010/wordprocessingDrawing" xmlns:wp="http://schemas.openxmlformats.org/drawingml/2006/wordprocessingDrawing" xmlns:w10="urn:schemas-microsoft-com:office:word" xmlns:w="http://schemas.openxmlformats.org/wordprocessingml/2006/main" xmlns:w14="http://schemas.microsoft.com/office/word/2010/wordml" xmlns:w15="http://schemas.microsoft.com/office/word/2012/wordml" xmlns:w16cex="http://schemas.microsoft.com/office/word/2018/wordml/cex" xmlns:w16cid="http://schemas.microsoft.com/office/word/2016/wordml/cid" xmlns:w16="http://schemas.microsoft.com/office/word/2018/wordml" xmlns:w16du="http://schemas.microsoft.com/office/word/2023/wordml/word16du" xmlns:w16sdtdh="http://schemas.microsoft.com/office/word/2020/wordml/sdtdatahash" xmlns:w16sdtfl="http://schemas.microsoft.com/office/word/2024/wordml/sdtformatlock" xmlns:w16se="http://schemas.microsoft.com/office/word/2015/wordml/symex" xmlns:wpg="http://schemas.microsoft.com/office/word/2010/wordprocessingGroup" xmlns:wpi="http://schemas.microsoft.com/office/word/2010/wordprocessingInk" xmlns:wne="http://schemas.microsoft.com/office/word/2006/wordml" xmlns:wps="http://schemas.microsoft.com/office/word/2010/wordprocessingShape" mc:Ignorable="w14 w15 w16se w16cid w16 w16cex w16sdtdh w16sdtfl w16du wp14">
+<w:document xmlns:wpc="http://schemas.microsoft.com/office/word/2010/wordprocessingCanvas" xmlns:cx="http://schemas.microsoft.com/office/drawing/2014/chartex" xmlns:cx1="http://schemas.microsoft.com/office/drawing/2015/9/8/chartex" xmlns:cx2="http://schemas.microsoft.com/office/drawing/2015/10/21/chartex" xmlns:cx3="http://schemas.microsoft.com/office/drawing/2016/5/9/chartex" xmlns:cx4="http://schemas.microsoft.com/office/drawing/2016/5/10/chartex" xmlns:cx5="http://schemas.microsoft.com/office/drawing/2016/5/11/chartex" xmlns:cx6="http://schemas.microsoft.com/office/drawing/2016/5/12/chartex" xmlns:cx7="http://schemas.microsoft.com/office/drawing/2016/5/13/chartex" xmlns:cx8="http://schemas.microsoft.com/office/drawing/2016/5/14/chartex" xmlns:mc="http://schemas.openxmlformats.org/markup-compatibility/2006" xmlns:aink="http://schemas.microsoft.com/office/drawing/2016/ink" xmlns:am3d="http://schemas.microsoft.com/office/drawing/2017/model3d" xmlns:o="urn:schemas-microsoft-com:office:office" xmlns:r="http://schemas.openxmlformats.org/officeDocument/2006/relationships" xmlns:m="http://schemas.openxmlformats.org/officeDocument/2006/math" xmlns:v="urn:schemas-microsoft-com:vml" xmlns:wp14="http://schemas.microsoft.com/office/word/2010/wordprocessingDrawing" xmlns:wp="http://schemas.openxmlformats.org/drawingml/2006/wordprocessingDrawing" xmlns:w10="urn:schemas-microsoft-com:office:word" xmlns:w="http://schemas.openxmlformats.org/wordprocessingml/2006/main" xmlns:w14="http://schemas.microsoft.com/office/word/2010/wordml" xmlns:w15="http://schemas.microsoft.com/office/word/2012/wordml" xmlns:w16cex="http://schemas.microsoft.com/office/word/2018/wordml/cex" xmlns:w16cid="http://schemas.microsoft.com/office/word/2016/wordml/cid" xmlns:w16="http://schemas.microsoft.com/office/word/2018/wordml" xmlns:w16sdtdh="http://schemas.microsoft.com/office/word/2020/wordml/sdtdatahash" xmlns:w16se="http://schemas.microsoft.com/office/word/2015/wordml/symex" xmlns:wpg="http://schemas.microsoft.com/office/word/2010/wordprocessingGroup" xmlns:wpi="http://schemas.microsoft.com/office/word/2010/wordprocessingInk" xmlns:wne="http://schemas.microsoft.com/office/word/2006/wordml" xmlns:wps="http://schemas.microsoft.com/office/word/2010/wordprocessingShape" mc:Ignorable="w14 w15 w16se w16cid w16 w16cex w16sdtdh wp14">
   <w:body>
     <w:p>
       <w:r>
@@ -226,7 +226,7 @@
           </mc:Choice>
           <mc:Fallback>
             <w:pict>
-              <v:group w14:anchorId="2D7FCADB" id="Grupo 47" o:spid="_x0000_s1026" style="position:absolute;margin-left:-34.3pt;margin-top:2.65pt;width:518.15pt;height:117.05pt;z-index:251659264;mso-position-horizontal-relative:margin;mso-width-relative:margin" coordsize="59034,14868" o:gfxdata="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">
+              <v:group w14:anchorId="2D7FCADB" id="Grupo 47" o:spid="_x0000_s1026" style="position:absolute;margin-left:-34.3pt;margin-top:2.65pt;width:518.15pt;height:117.05pt;z-index:251659264;mso-position-horizontal-relative:margin;mso-width-relative:margin" coordsize="59034,14868" o:gfxdata="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">
                 <v:shapetype id="_x0000_t202" coordsize="21600,21600" o:spt="202" path="m,l,21600r21600,l21600,xe">
                   <v:stroke joinstyle="miter"/>
                   <v:path gradientshapeok="t" o:connecttype="rect"/>
@@ -650,7 +650,19 @@
               <w:rPr>
                 <w:b/>
               </w:rPr>
-              <w:t>Ingeniería en informática</w:t>
+              <w:t xml:space="preserve">Ingeniería en </w:t>
+            </w:r>
+            <w:r>
+              <w:rPr>
+                <w:b/>
+              </w:rPr>
+              <w:t>I</w:t>
+            </w:r>
+            <w:r>
+              <w:rPr>
+                <w:b/>
+              </w:rPr>
+              <w:t>nformática</w:t>
             </w:r>
           </w:p>
         </w:tc>
@@ -1199,7 +1211,7 @@
                 <w:szCs w:val="20"/>
                 <w:lang w:eastAsia="es-CL"/>
               </w:rPr>
-              <w:t xml:space="preserve">La problemática viene de todas las personas novatas que ingresar al gimnasio y no saben realmente como entrenar, como también el gimnasio al abarcar tantas personas no da abasto para que los entrenadores den una guía personalizada o les enseñen como entrenar con eficiencia. Esto afecta tanto al usuario, al entrenador como al gimnasio, esto ocurre prácticamente en </w:t>
+              <w:t>La problemática viene de todas las personas novatas que ingresa</w:t>
             </w:r>
             <w:r>
               <w:rPr>
@@ -1211,6 +1223,30 @@
                 <w:szCs w:val="20"/>
                 <w:lang w:eastAsia="es-CL"/>
               </w:rPr>
+              <w:t>n</w:t>
+            </w:r>
+            <w:r>
+              <w:rPr>
+                <w:rFonts w:ascii="Calibri" w:hAnsi="Calibri" w:cs="Arial"/>
+                <w:i/>
+                <w:iCs/>
+                <w:color w:val="548DD4"/>
+                <w:sz w:val="20"/>
+                <w:szCs w:val="20"/>
+                <w:lang w:eastAsia="es-CL"/>
+              </w:rPr>
+              <w:t xml:space="preserve"> al gimnasio y no saben realmente como entrenar, como también el gimnasio al abarcar tantas personas no da abasto para que los entrenadores den una guía personalizada o les enseñen como entrenar con eficiencia. Esto afecta tanto al usuario, al entrenador como al gimnasio, esto ocurre prácticamente en </w:t>
+            </w:r>
+            <w:r>
+              <w:rPr>
+                <w:rFonts w:ascii="Calibri" w:hAnsi="Calibri" w:cs="Arial"/>
+                <w:i/>
+                <w:iCs/>
+                <w:color w:val="548DD4"/>
+                <w:sz w:val="20"/>
+                <w:szCs w:val="20"/>
+                <w:lang w:eastAsia="es-CL"/>
+              </w:rPr>
               <w:t>todos los gimnasios</w:t>
             </w:r>
             <w:r>
@@ -1247,7 +1283,7 @@
                 <w:szCs w:val="20"/>
                 <w:lang w:eastAsia="es-CL"/>
               </w:rPr>
-              <w:t xml:space="preserve"> Mi proyecto busca solucionar esta problemática, que dependientemente que tenemos un plan gratuito va mas enfocado a usarse en cadena de gimnasios, ya que mi aplicación te enseña a como entrenar, te da los mejores ejercicios según la ciencia, rutinas personalizadas</w:t>
+              <w:t xml:space="preserve"> Mi proyecto busca solucionar esta problemática, que dependientemente que tenemos un plan gratuito va </w:t>
             </w:r>
             <w:r>
               <w:rPr>
@@ -1259,6 +1295,30 @@
                 <w:szCs w:val="20"/>
                 <w:lang w:eastAsia="es-CL"/>
               </w:rPr>
+              <w:t>más</w:t>
+            </w:r>
+            <w:r>
+              <w:rPr>
+                <w:rFonts w:ascii="Calibri" w:hAnsi="Calibri" w:cs="Arial"/>
+                <w:i/>
+                <w:iCs/>
+                <w:color w:val="548DD4"/>
+                <w:sz w:val="20"/>
+                <w:szCs w:val="20"/>
+                <w:lang w:eastAsia="es-CL"/>
+              </w:rPr>
+              <w:t xml:space="preserve"> enfocado a usarse en cadena de gimnasios, ya que mi aplicación te enseña a como entrenar, te da los mejores ejercicios según la ciencia, rutinas personalizadas</w:t>
+            </w:r>
+            <w:r>
+              <w:rPr>
+                <w:rFonts w:ascii="Calibri" w:hAnsi="Calibri" w:cs="Arial"/>
+                <w:i/>
+                <w:iCs/>
+                <w:color w:val="548DD4"/>
+                <w:sz w:val="20"/>
+                <w:szCs w:val="20"/>
+                <w:lang w:eastAsia="es-CL"/>
+              </w:rPr>
               <w:t>,</w:t>
             </w:r>
             <w:r>
@@ -1427,7 +1487,31 @@
                 <w:szCs w:val="20"/>
                 <w:lang w:eastAsia="es-CL"/>
               </w:rPr>
-              <w:t>Este proyecto seria un gran aporte para la comunidad del fitness, ya que hoy en día no existe un gimnasio que tenga una forma real y buena de ayudar a sus usuarios.</w:t>
+              <w:t xml:space="preserve">Este proyecto </w:t>
+            </w:r>
+            <w:r>
+              <w:rPr>
+                <w:rFonts w:ascii="Calibri" w:hAnsi="Calibri" w:cs="Arial"/>
+                <w:i/>
+                <w:iCs/>
+                <w:color w:val="548DD4"/>
+                <w:sz w:val="20"/>
+                <w:szCs w:val="20"/>
+                <w:lang w:eastAsia="es-CL"/>
+              </w:rPr>
+              <w:t>sería</w:t>
+            </w:r>
+            <w:r>
+              <w:rPr>
+                <w:rFonts w:ascii="Calibri" w:hAnsi="Calibri" w:cs="Arial"/>
+                <w:i/>
+                <w:iCs/>
+                <w:color w:val="548DD4"/>
+                <w:sz w:val="20"/>
+                <w:szCs w:val="20"/>
+                <w:lang w:eastAsia="es-CL"/>
+              </w:rPr>
+              <w:t xml:space="preserve"> un gran aporte para la comunidad del fitness, ya que hoy en día no existe un gimnasio que tenga una forma real y buena de ayudar a sus usuarios.</w:t>
             </w:r>
           </w:p>
         </w:tc>
@@ -1501,7 +1585,7 @@
                 <w:szCs w:val="20"/>
                 <w:lang w:eastAsia="es-CL"/>
               </w:rPr>
-              <w:t xml:space="preserve">. Esto consistiría en una aplicación móvil donde el usuario puede tener los mejores ejercicios para cada musculo según la ciencia, rutinas personalizadas en base a lo que uno busca, como hipertrofia, fuerza, hibrido, salud, entre otras áreas del fitness, así teniendo una guía respaldada según la ciencia de como lograr los mejores resultado para ello, también teniendo un avatar con gamificación para motivar al usuario a seguir sus entrenamiento y </w:t>
+              <w:t xml:space="preserve">. Esto consistiría en una aplicación móvil donde el usuario puede tener los mejores ejercicios para cada musculo según la ciencia, rutinas personalizadas en base a lo que uno busca, como hipertrofia, fuerza, hibrido, salud, entre otras áreas del fitness, así teniendo una guía respaldada según la ciencia de </w:t>
             </w:r>
             <w:r>
               <w:rPr>
@@ -1512,6 +1596,28 @@
                 <w:szCs w:val="20"/>
                 <w:lang w:eastAsia="es-CL"/>
               </w:rPr>
+              <w:t>cómo</w:t>
+            </w:r>
+            <w:r>
+              <w:rPr>
+                <w:rFonts w:ascii="Calibri" w:hAnsi="Calibri" w:cs="Arial"/>
+                <w:i/>
+                <w:color w:val="548DD4"/>
+                <w:sz w:val="20"/>
+                <w:szCs w:val="20"/>
+                <w:lang w:eastAsia="es-CL"/>
+              </w:rPr>
+              <w:t xml:space="preserve"> lograr los mejores resultado para ello, también teniendo un avatar con gamificación para motivar al usuario a seguir sus entrenamiento y </w:t>
+            </w:r>
+            <w:r>
+              <w:rPr>
+                <w:rFonts w:ascii="Calibri" w:hAnsi="Calibri" w:cs="Arial"/>
+                <w:i/>
+                <w:color w:val="548DD4"/>
+                <w:sz w:val="20"/>
+                <w:szCs w:val="20"/>
+                <w:lang w:eastAsia="es-CL"/>
+              </w:rPr>
               <w:t>crecimiento personal, este sistema contara con una IA que le podrás preguntar todo lo relacionado con ejercicios y te recomendara que hacer en cada caso</w:t>
             </w:r>
             <w:r>
@@ -1523,7 +1629,7 @@
                 <w:szCs w:val="20"/>
                 <w:lang w:eastAsia="es-CL"/>
               </w:rPr>
-              <w:t>, tendrá una tabla de posicionamiento de los mas fuertes del gimnasio, así fomentando la competitividad sana entre ellos y llegando a ser mucho mas de lo que eran antes</w:t>
+              <w:t xml:space="preserve">, tendrá una tabla de posicionamiento de los </w:t>
             </w:r>
             <w:r>
               <w:rPr>
@@ -1534,6 +1640,50 @@
                 <w:szCs w:val="20"/>
                 <w:lang w:eastAsia="es-CL"/>
               </w:rPr>
+              <w:t>más</w:t>
+            </w:r>
+            <w:r>
+              <w:rPr>
+                <w:rFonts w:ascii="Calibri" w:hAnsi="Calibri" w:cs="Arial"/>
+                <w:i/>
+                <w:color w:val="548DD4"/>
+                <w:sz w:val="20"/>
+                <w:szCs w:val="20"/>
+                <w:lang w:eastAsia="es-CL"/>
+              </w:rPr>
+              <w:t xml:space="preserve"> fuertes del gimnasio, así fomentando la competitividad sana entre ellos y llegando a ser mucho </w:t>
+            </w:r>
+            <w:r>
+              <w:rPr>
+                <w:rFonts w:ascii="Calibri" w:hAnsi="Calibri" w:cs="Arial"/>
+                <w:i/>
+                <w:color w:val="548DD4"/>
+                <w:sz w:val="20"/>
+                <w:szCs w:val="20"/>
+                <w:lang w:eastAsia="es-CL"/>
+              </w:rPr>
+              <w:t>más</w:t>
+            </w:r>
+            <w:r>
+              <w:rPr>
+                <w:rFonts w:ascii="Calibri" w:hAnsi="Calibri" w:cs="Arial"/>
+                <w:i/>
+                <w:color w:val="548DD4"/>
+                <w:sz w:val="20"/>
+                <w:szCs w:val="20"/>
+                <w:lang w:eastAsia="es-CL"/>
+              </w:rPr>
+              <w:t xml:space="preserve"> de lo que eran antes</w:t>
+            </w:r>
+            <w:r>
+              <w:rPr>
+                <w:rFonts w:ascii="Calibri" w:hAnsi="Calibri" w:cs="Arial"/>
+                <w:i/>
+                <w:color w:val="548DD4"/>
+                <w:sz w:val="20"/>
+                <w:szCs w:val="20"/>
+                <w:lang w:eastAsia="es-CL"/>
+              </w:rPr>
               <w:t>.</w:t>
             </w:r>
           </w:p>
@@ -1581,7 +1731,29 @@
                 <w:szCs w:val="20"/>
                 <w:lang w:eastAsia="es-CL"/>
               </w:rPr>
-              <w:t xml:space="preserve"> todos los problemas tanto del gimnasio así haciéndolo mas premium como los del usuario al tener una guía clara de que hacer y no esta varado en el aire.</w:t>
+              <w:t xml:space="preserve"> todos los problemas tanto del gimnasio así haciéndolo </w:t>
+            </w:r>
+            <w:r>
+              <w:rPr>
+                <w:rFonts w:ascii="Calibri" w:hAnsi="Calibri" w:cs="Arial"/>
+                <w:i/>
+                <w:color w:val="548DD4"/>
+                <w:sz w:val="20"/>
+                <w:szCs w:val="20"/>
+                <w:lang w:eastAsia="es-CL"/>
+              </w:rPr>
+              <w:t>más</w:t>
+            </w:r>
+            <w:r>
+              <w:rPr>
+                <w:rFonts w:ascii="Calibri" w:hAnsi="Calibri" w:cs="Arial"/>
+                <w:i/>
+                <w:color w:val="548DD4"/>
+                <w:sz w:val="20"/>
+                <w:szCs w:val="20"/>
+                <w:lang w:eastAsia="es-CL"/>
+              </w:rPr>
+              <w:t xml:space="preserve"> premium como los del usuario al tener una guía clara de que hacer y no esta varado en el aire.</w:t>
             </w:r>
           </w:p>
         </w:tc>
@@ -1827,7 +1999,51 @@
                 <w:szCs w:val="20"/>
                 <w:lang w:eastAsia="es-CL"/>
               </w:rPr>
-              <w:t xml:space="preserve"> son la gestión, el desarrollo de software y la arquitectura, gracias a este proyecto podre aplicar todo eso y mucho mas conocimiento que tengo, como también me servirá para pulirme profesionalmente.</w:t>
+              <w:t xml:space="preserve"> son la gestión, el desarrollo de software y la arquitectura, gracias a este proyecto </w:t>
+            </w:r>
+            <w:r>
+              <w:rPr>
+                <w:rFonts w:ascii="Calibri" w:hAnsi="Calibri" w:cs="Arial"/>
+                <w:i/>
+                <w:color w:val="548DD4"/>
+                <w:sz w:val="20"/>
+                <w:szCs w:val="20"/>
+                <w:lang w:eastAsia="es-CL"/>
+              </w:rPr>
+              <w:t>lograre</w:t>
+            </w:r>
+            <w:r>
+              <w:rPr>
+                <w:rFonts w:ascii="Calibri" w:hAnsi="Calibri" w:cs="Arial"/>
+                <w:i/>
+                <w:color w:val="548DD4"/>
+                <w:sz w:val="20"/>
+                <w:szCs w:val="20"/>
+                <w:lang w:eastAsia="es-CL"/>
+              </w:rPr>
+              <w:t xml:space="preserve"> aplicar todo eso y mucho </w:t>
+            </w:r>
+            <w:r>
+              <w:rPr>
+                <w:rFonts w:ascii="Calibri" w:hAnsi="Calibri" w:cs="Arial"/>
+                <w:i/>
+                <w:color w:val="548DD4"/>
+                <w:sz w:val="20"/>
+                <w:szCs w:val="20"/>
+                <w:lang w:eastAsia="es-CL"/>
+              </w:rPr>
+              <w:t>más</w:t>
+            </w:r>
+            <w:r>
+              <w:rPr>
+                <w:rFonts w:ascii="Calibri" w:hAnsi="Calibri" w:cs="Arial"/>
+                <w:i/>
+                <w:color w:val="548DD4"/>
+                <w:sz w:val="20"/>
+                <w:szCs w:val="20"/>
+                <w:lang w:eastAsia="es-CL"/>
+              </w:rPr>
+              <w:t xml:space="preserve"> conocimiento que tengo, como también me servirá para pulirme profesionalmente.</w:t>
             </w:r>
             <w:r>
               <w:rPr>
@@ -1971,7 +2187,29 @@
                 <w:szCs w:val="20"/>
                 <w:lang w:eastAsia="es-CL"/>
               </w:rPr>
-              <w:t xml:space="preserve"> profesional, como también trabajo los fin de semana, pero a pesar de todo esto no</w:t>
+              <w:t xml:space="preserve"> profesional, como también trabajo </w:t>
+            </w:r>
+            <w:r>
+              <w:rPr>
+                <w:rFonts w:ascii="Calibri" w:hAnsi="Calibri" w:cs="Arial"/>
+                <w:i/>
+                <w:color w:val="548DD4"/>
+                <w:sz w:val="20"/>
+                <w:szCs w:val="20"/>
+                <w:lang w:eastAsia="es-CL"/>
+              </w:rPr>
+              <w:t>los fines</w:t>
+            </w:r>
+            <w:r>
+              <w:rPr>
+                <w:rFonts w:ascii="Calibri" w:hAnsi="Calibri" w:cs="Arial"/>
+                <w:i/>
+                <w:color w:val="548DD4"/>
+                <w:sz w:val="20"/>
+                <w:szCs w:val="20"/>
+                <w:lang w:eastAsia="es-CL"/>
+              </w:rPr>
+              <w:t xml:space="preserve"> de semana, pero a pesar de todo esto no</w:t>
             </w:r>
             <w:r>
               <w:rPr>
@@ -2685,7 +2923,29 @@
                 <w:szCs w:val="20"/>
                 <w:lang w:eastAsia="es-CL"/>
               </w:rPr>
-              <w:t>Para este proyecto yo utilizare la metodología ágil scrum, lo que me permitirá un desarrollo iterativo e incremental. El proyecto parte con la definición del PMV y la estructura de los requerimientos a través de una épicas. Para estimar lo que conllevara el desarrollo de estas épicas usare poker planning dimensionando los puntos de trabajo. El trabajo se dividirá en varios sprints que distribuirán semanalmente, permitiendo revisiones constantes de a funcionalidad de la aplicación y adaptando todos los posibles cambios. Al ser el único integrante, asumiré el rol de desarrollador full stack, gestionando tanto la planificación, como la ejecución del software.</w:t>
+              <w:t xml:space="preserve">Para este proyecto yo utilizare la metodología ágil scrum, lo que me permitirá un desarrollo iterativo e incremental. El proyecto parte con la definición del PMV y la estructura de los requerimientos a través de </w:t>
+            </w:r>
+            <w:r>
+              <w:rPr>
+                <w:rFonts w:ascii="Calibri" w:hAnsi="Calibri" w:cs="Arial"/>
+                <w:i/>
+                <w:color w:val="548DD4"/>
+                <w:sz w:val="20"/>
+                <w:szCs w:val="20"/>
+                <w:lang w:eastAsia="es-CL"/>
+              </w:rPr>
+              <w:t>unas épicas</w:t>
+            </w:r>
+            <w:r>
+              <w:rPr>
+                <w:rFonts w:ascii="Calibri" w:hAnsi="Calibri" w:cs="Arial"/>
+                <w:i/>
+                <w:color w:val="548DD4"/>
+                <w:sz w:val="20"/>
+                <w:szCs w:val="20"/>
+                <w:lang w:eastAsia="es-CL"/>
+              </w:rPr>
+              <w:t>. Para estimar lo que conllevara el desarrollo de estas épicas usare poker planning dimensionando los puntos de trabajo. El trabajo se dividirá en varios sprints que distribuirán semanalmente, permitiendo revisiones constantes de a funcionalidad de la aplicación y adaptando todos los posibles cambios. Al ser el único integrante, asumiré el rol de desarrollador full stack, gestionando tanto la planificación, como la ejecución del software.</w:t>
             </w:r>
           </w:p>
           <w:p>
@@ -3233,7 +3493,15 @@
                 <w:b/>
                 <w:color w:val="1F3864" w:themeColor="accent1" w:themeShade="80"/>
               </w:rPr>
-              <w:t>Aplicación Movil</w:t>
+              <w:t xml:space="preserve">Aplicación </w:t>
+            </w:r>
+            <w:r>
+              <w:rPr>
+                <w:rFonts w:ascii="Calibri" w:hAnsi="Calibri"/>
+                <w:b/>
+                <w:color w:val="1F3864" w:themeColor="accent1" w:themeShade="80"/>
+              </w:rPr>
+              <w:t>Móvil</w:t>
             </w:r>
           </w:p>
         </w:tc>
@@ -3784,14 +4052,28 @@
                 <w:rFonts w:ascii="Calibri" w:hAnsi="Calibri"/>
                 <w:color w:val="1F3864" w:themeColor="accent1" w:themeShade="80"/>
               </w:rPr>
-              <w:t xml:space="preserve">Nombre de </w:t>
-            </w:r>
-            <w:r>
-              <w:rPr>
-                <w:rFonts w:ascii="Calibri" w:hAnsi="Calibri"/>
-                <w:color w:val="1F3864" w:themeColor="accent1" w:themeShade="80"/>
-              </w:rPr>
-              <w:t xml:space="preserve"> Actividades/Tareas</w:t>
+              <w:t xml:space="preserve">Nombre </w:t>
+            </w:r>
+            <w:r>
+              <w:rPr>
+                <w:rFonts w:ascii="Calibri" w:hAnsi="Calibri"/>
+                <w:color w:val="1F3864" w:themeColor="accent1" w:themeShade="80"/>
+              </w:rPr>
+              <w:t xml:space="preserve">de </w:t>
+            </w:r>
+            <w:r>
+              <w:rPr>
+                <w:rFonts w:ascii="Calibri" w:hAnsi="Calibri"/>
+                <w:color w:val="1F3864" w:themeColor="accent1" w:themeShade="80"/>
+              </w:rPr>
+              <w:t>Actividades</w:t>
+            </w:r>
+            <w:r>
+              <w:rPr>
+                <w:rFonts w:ascii="Calibri" w:hAnsi="Calibri"/>
+                <w:color w:val="1F3864" w:themeColor="accent1" w:themeShade="80"/>
+              </w:rPr>
+              <w:t>/Tareas</w:t>
             </w:r>
           </w:p>
         </w:tc>
@@ -4153,7 +4435,29 @@
                 <w:szCs w:val="20"/>
                 <w:lang w:eastAsia="es-CL"/>
               </w:rPr>
-              <w:t>Mi fuerte no es base de datos pero igualmente tengo experiencia ya debido a la carrera y la practica en extracción de datos y guardados, así que no se me complicara demasiado.</w:t>
+              <w:t xml:space="preserve">Mi fuerte no es base de </w:t>
+            </w:r>
+            <w:r>
+              <w:rPr>
+                <w:rFonts w:ascii="Calibri" w:hAnsi="Calibri" w:cs="Arial"/>
+                <w:i/>
+                <w:color w:val="548DD4"/>
+                <w:sz w:val="18"/>
+                <w:szCs w:val="20"/>
+                <w:lang w:eastAsia="es-CL"/>
+              </w:rPr>
+              <w:t>datos,</w:t>
+            </w:r>
+            <w:r>
+              <w:rPr>
+                <w:rFonts w:ascii="Calibri" w:hAnsi="Calibri" w:cs="Arial"/>
+                <w:i/>
+                <w:color w:val="548DD4"/>
+                <w:sz w:val="18"/>
+                <w:szCs w:val="20"/>
+                <w:lang w:eastAsia="es-CL"/>
+              </w:rPr>
+              <w:t xml:space="preserve"> pero igualmente tengo experiencia ya debido a la carrera y la practica en extracción de datos y guardados, así que no se me complicara demasiado.</w:t>
             </w:r>
           </w:p>
         </w:tc>
@@ -4878,7 +5182,7 @@
                 <w:szCs w:val="20"/>
                 <w:lang w:eastAsia="es-CL"/>
               </w:rPr>
-              <w:t xml:space="preserve">, la IA seria solamente sobre </w:t>
+              <w:t xml:space="preserve">, la IA seria </w:t>
             </w:r>
             <w:r>
               <w:rPr>
@@ -4890,7 +5194,29 @@
                 <w:lang w:eastAsia="es-CL"/>
               </w:rPr>
               <w:lastRenderedPageBreak/>
-              <w:t>ese tema de ejercicios así que no seria una gran complicación.</w:t>
+              <w:t xml:space="preserve">solamente sobre ese tema de ejercicios así que no </w:t>
+            </w:r>
+            <w:r>
+              <w:rPr>
+                <w:rFonts w:ascii="Calibri" w:hAnsi="Calibri" w:cs="Arial"/>
+                <w:i/>
+                <w:color w:val="548DD4"/>
+                <w:sz w:val="18"/>
+                <w:szCs w:val="20"/>
+                <w:lang w:eastAsia="es-CL"/>
+              </w:rPr>
+              <w:t>sería</w:t>
+            </w:r>
+            <w:r>
+              <w:rPr>
+                <w:rFonts w:ascii="Calibri" w:hAnsi="Calibri" w:cs="Arial"/>
+                <w:i/>
+                <w:color w:val="548DD4"/>
+                <w:sz w:val="18"/>
+                <w:szCs w:val="20"/>
+                <w:lang w:eastAsia="es-CL"/>
+              </w:rPr>
+              <w:t xml:space="preserve"> una gran complicación.</w:t>
             </w:r>
           </w:p>
         </w:tc>
@@ -4925,7 +5251,6 @@
                 <w:szCs w:val="20"/>
                 <w:lang w:eastAsia="es-CL"/>
               </w:rPr>
-              <w:lastRenderedPageBreak/>
               <w:t>Desarrollar software y construcción de base de datos</w:t>
             </w:r>
           </w:p>
@@ -4955,7 +5280,29 @@
                 <w:szCs w:val="20"/>
                 <w:lang w:eastAsia="es-CL"/>
               </w:rPr>
-              <w:t>Scoreboard Top 10 mas fuertes del gimnasio</w:t>
+              <w:t xml:space="preserve">Scoreboard Top 10 </w:t>
+            </w:r>
+            <w:r>
+              <w:rPr>
+                <w:rFonts w:ascii="Calibri" w:hAnsi="Calibri" w:cs="Arial"/>
+                <w:i/>
+                <w:color w:val="548DD4"/>
+                <w:sz w:val="18"/>
+                <w:szCs w:val="20"/>
+                <w:lang w:eastAsia="es-CL"/>
+              </w:rPr>
+              <w:t>más</w:t>
+            </w:r>
+            <w:r>
+              <w:rPr>
+                <w:rFonts w:ascii="Calibri" w:hAnsi="Calibri" w:cs="Arial"/>
+                <w:i/>
+                <w:color w:val="548DD4"/>
+                <w:sz w:val="18"/>
+                <w:szCs w:val="20"/>
+                <w:lang w:eastAsia="es-CL"/>
+              </w:rPr>
+              <w:t xml:space="preserve"> fuertes del gimnasio</w:t>
             </w:r>
           </w:p>
         </w:tc>
@@ -8156,7 +8503,23 @@
                 <w:sz w:val="16"/>
                 <w:szCs w:val="16"/>
               </w:rPr>
-              <w:t>Scoreboard top 10 mas fuertes</w:t>
+              <w:t xml:space="preserve">Scoreboard top 10 </w:t>
+            </w:r>
+            <w:r>
+              <w:rPr>
+                <w:b/>
+                <w:sz w:val="16"/>
+                <w:szCs w:val="16"/>
+              </w:rPr>
+              <w:t>más</w:t>
+            </w:r>
+            <w:r>
+              <w:rPr>
+                <w:b/>
+                <w:sz w:val="16"/>
+                <w:szCs w:val="16"/>
+              </w:rPr>
+              <w:t xml:space="preserve"> fuertes</w:t>
             </w:r>
           </w:p>
         </w:tc>
@@ -9144,7 +9507,7 @@
 </file>
 
 <file path=word/endnotes.xml><?xml version="1.0" encoding="utf-8"?>
-<w:endnotes xmlns:wpc="http://schemas.microsoft.com/office/word/2010/wordprocessingCanvas" xmlns:cx="http://schemas.microsoft.com/office/drawing/2014/chartex" xmlns:cx1="http://schemas.microsoft.com/office/drawing/2015/9/8/chartex" xmlns:cx2="http://schemas.microsoft.com/office/drawing/2015/10/21/chartex" xmlns:cx3="http://schemas.microsoft.com/office/drawing/2016/5/9/chartex" xmlns:cx4="http://schemas.microsoft.com/office/drawing/2016/5/10/chartex" xmlns:cx5="http://schemas.microsoft.com/office/drawing/2016/5/11/chartex" xmlns:cx6="http://schemas.microsoft.com/office/drawing/2016/5/12/chartex" xmlns:cx7="http://schemas.microsoft.com/office/drawing/2016/5/13/chartex" xmlns:cx8="http://schemas.microsoft.com/office/drawing/2016/5/14/chartex" xmlns:mc="http://schemas.openxmlformats.org/markup-compatibility/2006" xmlns:aink="http://schemas.microsoft.com/office/drawing/2016/ink" xmlns:am3d="http://schemas.microsoft.com/office/drawing/2017/model3d" xmlns:o="urn:schemas-microsoft-com:office:office" xmlns:oel="http://schemas.microsoft.com/office/2019/extlst" xmlns:r="http://schemas.openxmlformats.org/officeDocument/2006/relationships" xmlns:m="http://schemas.openxmlformats.org/officeDocument/2006/math" xmlns:v="urn:schemas-microsoft-com:vml" xmlns:wp14="http://schemas.microsoft.com/office/word/2010/wordprocessingDrawing" xmlns:wp="http://schemas.openxmlformats.org/drawingml/2006/wordprocessingDrawing" xmlns:w10="urn:schemas-microsoft-com:office:word" xmlns:w="http://schemas.openxmlformats.org/wordprocessingml/2006/main" xmlns:w14="http://schemas.microsoft.com/office/word/2010/wordml" xmlns:w15="http://schemas.microsoft.com/office/word/2012/wordml" xmlns:w16cex="http://schemas.microsoft.com/office/word/2018/wordml/cex" xmlns:w16cid="http://schemas.microsoft.com/office/word/2016/wordml/cid" xmlns:w16="http://schemas.microsoft.com/office/word/2018/wordml" xmlns:w16du="http://schemas.microsoft.com/office/word/2023/wordml/word16du" xmlns:w16sdtdh="http://schemas.microsoft.com/office/word/2020/wordml/sdtdatahash" xmlns:w16sdtfl="http://schemas.microsoft.com/office/word/2024/wordml/sdtformatlock" xmlns:w16se="http://schemas.microsoft.com/office/word/2015/wordml/symex" xmlns:wpg="http://schemas.microsoft.com/office/word/2010/wordprocessingGroup" xmlns:wpi="http://schemas.microsoft.com/office/word/2010/wordprocessingInk" xmlns:wne="http://schemas.microsoft.com/office/word/2006/wordml" xmlns:wps="http://schemas.microsoft.com/office/word/2010/wordprocessingShape" mc:Ignorable="w14 w15 w16se w16cid w16 w16cex w16sdtdh w16sdtfl w16du wp14">
+<w:endnotes xmlns:wpc="http://schemas.microsoft.com/office/word/2010/wordprocessingCanvas" xmlns:cx="http://schemas.microsoft.com/office/drawing/2014/chartex" xmlns:cx1="http://schemas.microsoft.com/office/drawing/2015/9/8/chartex" xmlns:cx2="http://schemas.microsoft.com/office/drawing/2015/10/21/chartex" xmlns:cx3="http://schemas.microsoft.com/office/drawing/2016/5/9/chartex" xmlns:cx4="http://schemas.microsoft.com/office/drawing/2016/5/10/chartex" xmlns:cx5="http://schemas.microsoft.com/office/drawing/2016/5/11/chartex" xmlns:cx6="http://schemas.microsoft.com/office/drawing/2016/5/12/chartex" xmlns:cx7="http://schemas.microsoft.com/office/drawing/2016/5/13/chartex" xmlns:cx8="http://schemas.microsoft.com/office/drawing/2016/5/14/chartex" xmlns:mc="http://schemas.openxmlformats.org/markup-compatibility/2006" xmlns:aink="http://schemas.microsoft.com/office/drawing/2016/ink" xmlns:am3d="http://schemas.microsoft.com/office/drawing/2017/model3d" xmlns:o="urn:schemas-microsoft-com:office:office" xmlns:r="http://schemas.openxmlformats.org/officeDocument/2006/relationships" xmlns:m="http://schemas.openxmlformats.org/officeDocument/2006/math" xmlns:v="urn:schemas-microsoft-com:vml" xmlns:wp14="http://schemas.microsoft.com/office/word/2010/wordprocessingDrawing" xmlns:wp="http://schemas.openxmlformats.org/drawingml/2006/wordprocessingDrawing" xmlns:w10="urn:schemas-microsoft-com:office:word" xmlns:w="http://schemas.openxmlformats.org/wordprocessingml/2006/main" xmlns:w14="http://schemas.microsoft.com/office/word/2010/wordml" xmlns:w15="http://schemas.microsoft.com/office/word/2012/wordml" xmlns:w16cex="http://schemas.microsoft.com/office/word/2018/wordml/cex" xmlns:w16cid="http://schemas.microsoft.com/office/word/2016/wordml/cid" xmlns:w16="http://schemas.microsoft.com/office/word/2018/wordml" xmlns:w16sdtdh="http://schemas.microsoft.com/office/word/2020/wordml/sdtdatahash" xmlns:w16se="http://schemas.microsoft.com/office/word/2015/wordml/symex" xmlns:wpg="http://schemas.microsoft.com/office/word/2010/wordprocessingGroup" xmlns:wpi="http://schemas.microsoft.com/office/word/2010/wordprocessingInk" xmlns:wne="http://schemas.microsoft.com/office/word/2006/wordml" xmlns:wps="http://schemas.microsoft.com/office/word/2010/wordprocessingShape" mc:Ignorable="w14 w15 w16se w16cid w16 w16cex w16sdtdh wp14">
   <w:endnote w:type="separator" w:id="-1">
     <w:p>
       <w:pPr>
@@ -9169,7 +9532,7 @@
 </file>
 
 <file path=word/footnotes.xml><?xml version="1.0" encoding="utf-8"?>
-<w:footnotes xmlns:wpc="http://schemas.microsoft.com/office/word/2010/wordprocessingCanvas" xmlns:cx="http://schemas.microsoft.com/office/drawing/2014/chartex" xmlns:cx1="http://schemas.microsoft.com/office/drawing/2015/9/8/chartex" xmlns:cx2="http://schemas.microsoft.com/office/drawing/2015/10/21/chartex" xmlns:cx3="http://schemas.microsoft.com/office/drawing/2016/5/9/chartex" xmlns:cx4="http://schemas.microsoft.com/office/drawing/2016/5/10/chartex" xmlns:cx5="http://schemas.microsoft.com/office/drawing/2016/5/11/chartex" xmlns:cx6="http://schemas.microsoft.com/office/drawing/2016/5/12/chartex" xmlns:cx7="http://schemas.microsoft.com/office/drawing/2016/5/13/chartex" xmlns:cx8="http://schemas.microsoft.com/office/drawing/2016/5/14/chartex" xmlns:mc="http://schemas.openxmlformats.org/markup-compatibility/2006" xmlns:aink="http://schemas.microsoft.com/office/drawing/2016/ink" xmlns:am3d="http://schemas.microsoft.com/office/drawing/2017/model3d" xmlns:o="urn:schemas-microsoft-com:office:office" xmlns:oel="http://schemas.microsoft.com/office/2019/extlst" xmlns:r="http://schemas.openxmlformats.org/officeDocument/2006/relationships" xmlns:m="http://schemas.openxmlformats.org/officeDocument/2006/math" xmlns:v="urn:schemas-microsoft-com:vml" xmlns:wp14="http://schemas.microsoft.com/office/word/2010/wordprocessingDrawing" xmlns:wp="http://schemas.openxmlformats.org/drawingml/2006/wordprocessingDrawing" xmlns:w10="urn:schemas-microsoft-com:office:word" xmlns:w="http://schemas.openxmlformats.org/wordprocessingml/2006/main" xmlns:w14="http://schemas.microsoft.com/office/word/2010/wordml" xmlns:w15="http://schemas.microsoft.com/office/word/2012/wordml" xmlns:w16cex="http://schemas.microsoft.com/office/word/2018/wordml/cex" xmlns:w16cid="http://schemas.microsoft.com/office/word/2016/wordml/cid" xmlns:w16="http://schemas.microsoft.com/office/word/2018/wordml" xmlns:w16du="http://schemas.microsoft.com/office/word/2023/wordml/word16du" xmlns:w16sdtdh="http://schemas.microsoft.com/office/word/2020/wordml/sdtdatahash" xmlns:w16sdtfl="http://schemas.microsoft.com/office/word/2024/wordml/sdtformatlock" xmlns:w16se="http://schemas.microsoft.com/office/word/2015/wordml/symex" xmlns:wpg="http://schemas.microsoft.com/office/word/2010/wordprocessingGroup" xmlns:wpi="http://schemas.microsoft.com/office/word/2010/wordprocessingInk" xmlns:wne="http://schemas.microsoft.com/office/word/2006/wordml" xmlns:wps="http://schemas.microsoft.com/office/word/2010/wordprocessingShape" mc:Ignorable="w14 w15 w16se w16cid w16 w16cex w16sdtdh w16sdtfl w16du wp14">
+<w:footnotes xmlns:wpc="http://schemas.microsoft.com/office/word/2010/wordprocessingCanvas" xmlns:cx="http://schemas.microsoft.com/office/drawing/2014/chartex" xmlns:cx1="http://schemas.microsoft.com/office/drawing/2015/9/8/chartex" xmlns:cx2="http://schemas.microsoft.com/office/drawing/2015/10/21/chartex" xmlns:cx3="http://schemas.microsoft.com/office/drawing/2016/5/9/chartex" xmlns:cx4="http://schemas.microsoft.com/office/drawing/2016/5/10/chartex" xmlns:cx5="http://schemas.microsoft.com/office/drawing/2016/5/11/chartex" xmlns:cx6="http://schemas.microsoft.com/office/drawing/2016/5/12/chartex" xmlns:cx7="http://schemas.microsoft.com/office/drawing/2016/5/13/chartex" xmlns:cx8="http://schemas.microsoft.com/office/drawing/2016/5/14/chartex" xmlns:mc="http://schemas.openxmlformats.org/markup-compatibility/2006" xmlns:aink="http://schemas.microsoft.com/office/drawing/2016/ink" xmlns:am3d="http://schemas.microsoft.com/office/drawing/2017/model3d" xmlns:o="urn:schemas-microsoft-com:office:office" xmlns:r="http://schemas.openxmlformats.org/officeDocument/2006/relationships" xmlns:m="http://schemas.openxmlformats.org/officeDocument/2006/math" xmlns:v="urn:schemas-microsoft-com:vml" xmlns:wp14="http://schemas.microsoft.com/office/word/2010/wordprocessingDrawing" xmlns:wp="http://schemas.openxmlformats.org/drawingml/2006/wordprocessingDrawing" xmlns:w10="urn:schemas-microsoft-com:office:word" xmlns:w="http://schemas.openxmlformats.org/wordprocessingml/2006/main" xmlns:w14="http://schemas.microsoft.com/office/word/2010/wordml" xmlns:w15="http://schemas.microsoft.com/office/word/2012/wordml" xmlns:w16cex="http://schemas.microsoft.com/office/word/2018/wordml/cex" xmlns:w16cid="http://schemas.microsoft.com/office/word/2016/wordml/cid" xmlns:w16="http://schemas.microsoft.com/office/word/2018/wordml" xmlns:w16sdtdh="http://schemas.microsoft.com/office/word/2020/wordml/sdtdatahash" xmlns:w16se="http://schemas.microsoft.com/office/word/2015/wordml/symex" xmlns:wpg="http://schemas.microsoft.com/office/word/2010/wordprocessingGroup" xmlns:wpi="http://schemas.microsoft.com/office/word/2010/wordprocessingInk" xmlns:wne="http://schemas.microsoft.com/office/word/2006/wordml" xmlns:wps="http://schemas.microsoft.com/office/word/2010/wordprocessingShape" mc:Ignorable="w14 w15 w16se w16cid w16 w16cex w16sdtdh wp14">
   <w:footnote w:type="separator" w:id="-1">
     <w:p>
       <w:pPr>
@@ -9205,7 +9568,7 @@
 </file>
 
 <file path=word/header1.xml><?xml version="1.0" encoding="utf-8"?>
-<w:hdr xmlns:wpc="http://schemas.microsoft.com/office/word/2010/wordprocessingCanvas" xmlns:cx="http://schemas.microsoft.com/office/drawing/2014/chartex" xmlns:cx1="http://schemas.microsoft.com/office/drawing/2015/9/8/chartex" xmlns:cx2="http://schemas.microsoft.com/office/drawing/2015/10/21/chartex" xmlns:cx3="http://schemas.microsoft.com/office/drawing/2016/5/9/chartex" xmlns:cx4="http://schemas.microsoft.com/office/drawing/2016/5/10/chartex" xmlns:cx5="http://schemas.microsoft.com/office/drawing/2016/5/11/chartex" xmlns:cx6="http://schemas.microsoft.com/office/drawing/2016/5/12/chartex" xmlns:cx7="http://schemas.microsoft.com/office/drawing/2016/5/13/chartex" xmlns:cx8="http://schemas.microsoft.com/office/drawing/2016/5/14/chartex" xmlns:mc="http://schemas.openxmlformats.org/markup-compatibility/2006" xmlns:aink="http://schemas.microsoft.com/office/drawing/2016/ink" xmlns:am3d="http://schemas.microsoft.com/office/drawing/2017/model3d" xmlns:o="urn:schemas-microsoft-com:office:office" xmlns:oel="http://schemas.microsoft.com/office/2019/extlst" xmlns:r="http://schemas.openxmlformats.org/officeDocument/2006/relationships" xmlns:m="http://schemas.openxmlformats.org/officeDocument/2006/math" xmlns:v="urn:schemas-microsoft-com:vml" xmlns:wp14="http://schemas.microsoft.com/office/word/2010/wordprocessingDrawing" xmlns:wp="http://schemas.openxmlformats.org/drawingml/2006/wordprocessingDrawing" xmlns:w10="urn:schemas-microsoft-com:office:word" xmlns:w="http://schemas.openxmlformats.org/wordprocessingml/2006/main" xmlns:w14="http://schemas.microsoft.com/office/word/2010/wordml" xmlns:w15="http://schemas.microsoft.com/office/word/2012/wordml" xmlns:w16cex="http://schemas.microsoft.com/office/word/2018/wordml/cex" xmlns:w16cid="http://schemas.microsoft.com/office/word/2016/wordml/cid" xmlns:w16="http://schemas.microsoft.com/office/word/2018/wordml" xmlns:w16du="http://schemas.microsoft.com/office/word/2023/wordml/word16du" xmlns:w16sdtdh="http://schemas.microsoft.com/office/word/2020/wordml/sdtdatahash" xmlns:w16sdtfl="http://schemas.microsoft.com/office/word/2024/wordml/sdtformatlock" xmlns:w16se="http://schemas.microsoft.com/office/word/2015/wordml/symex" xmlns:wpg="http://schemas.microsoft.com/office/word/2010/wordprocessingGroup" xmlns:wpi="http://schemas.microsoft.com/office/word/2010/wordprocessingInk" xmlns:wne="http://schemas.microsoft.com/office/word/2006/wordml" xmlns:wps="http://schemas.microsoft.com/office/word/2010/wordprocessingShape" mc:Ignorable="w14 w15 w16se w16cid w16 w16cex w16sdtdh w16sdtfl w16du wp14">
+<w:hdr xmlns:wpc="http://schemas.microsoft.com/office/word/2010/wordprocessingCanvas" xmlns:cx="http://schemas.microsoft.com/office/drawing/2014/chartex" xmlns:cx1="http://schemas.microsoft.com/office/drawing/2015/9/8/chartex" xmlns:cx2="http://schemas.microsoft.com/office/drawing/2015/10/21/chartex" xmlns:cx3="http://schemas.microsoft.com/office/drawing/2016/5/9/chartex" xmlns:cx4="http://schemas.microsoft.com/office/drawing/2016/5/10/chartex" xmlns:cx5="http://schemas.microsoft.com/office/drawing/2016/5/11/chartex" xmlns:cx6="http://schemas.microsoft.com/office/drawing/2016/5/12/chartex" xmlns:cx7="http://schemas.microsoft.com/office/drawing/2016/5/13/chartex" xmlns:cx8="http://schemas.microsoft.com/office/drawing/2016/5/14/chartex" xmlns:mc="http://schemas.openxmlformats.org/markup-compatibility/2006" xmlns:aink="http://schemas.microsoft.com/office/drawing/2016/ink" xmlns:am3d="http://schemas.microsoft.com/office/drawing/2017/model3d" xmlns:o="urn:schemas-microsoft-com:office:office" xmlns:r="http://schemas.openxmlformats.org/officeDocument/2006/relationships" xmlns:m="http://schemas.openxmlformats.org/officeDocument/2006/math" xmlns:v="urn:schemas-microsoft-com:vml" xmlns:wp14="http://schemas.microsoft.com/office/word/2010/wordprocessingDrawing" xmlns:wp="http://schemas.openxmlformats.org/drawingml/2006/wordprocessingDrawing" xmlns:w10="urn:schemas-microsoft-com:office:word" xmlns:w="http://schemas.openxmlformats.org/wordprocessingml/2006/main" xmlns:w14="http://schemas.microsoft.com/office/word/2010/wordml" xmlns:w15="http://schemas.microsoft.com/office/word/2012/wordml" xmlns:w16cex="http://schemas.microsoft.com/office/word/2018/wordml/cex" xmlns:w16cid="http://schemas.microsoft.com/office/word/2016/wordml/cid" xmlns:w16="http://schemas.microsoft.com/office/word/2018/wordml" xmlns:w16sdtdh="http://schemas.microsoft.com/office/word/2020/wordml/sdtdatahash" xmlns:w16se="http://schemas.microsoft.com/office/word/2015/wordml/symex" xmlns:wpg="http://schemas.microsoft.com/office/word/2010/wordprocessingGroup" xmlns:wpi="http://schemas.microsoft.com/office/word/2010/wordprocessingInk" xmlns:wne="http://schemas.microsoft.com/office/word/2006/wordml" xmlns:wps="http://schemas.microsoft.com/office/word/2010/wordprocessingShape" mc:Ignorable="w14 w15 w16se w16cid w16 w16cex w16sdtdh wp14">
   <w:tbl>
     <w:tblPr>
       <w:tblStyle w:val="Tablaconcuadrcula1"/>
@@ -9390,7 +9753,7 @@
 </file>
 
 <file path=word/numbering.xml><?xml version="1.0" encoding="utf-8"?>
-<w:numbering xmlns:wpc="http://schemas.microsoft.com/office/word/2010/wordprocessingCanvas" xmlns:cx="http://schemas.microsoft.com/office/drawing/2014/chartex" xmlns:cx1="http://schemas.microsoft.com/office/drawing/2015/9/8/chartex" xmlns:cx2="http://schemas.microsoft.com/office/drawing/2015/10/21/chartex" xmlns:cx3="http://schemas.microsoft.com/office/drawing/2016/5/9/chartex" xmlns:cx4="http://schemas.microsoft.com/office/drawing/2016/5/10/chartex" xmlns:cx5="http://schemas.microsoft.com/office/drawing/2016/5/11/chartex" xmlns:cx6="http://schemas.microsoft.com/office/drawing/2016/5/12/chartex" xmlns:cx7="http://schemas.microsoft.com/office/drawing/2016/5/13/chartex" xmlns:cx8="http://schemas.microsoft.com/office/drawing/2016/5/14/chartex" xmlns:mc="http://schemas.openxmlformats.org/markup-compatibility/2006" xmlns:aink="http://schemas.microsoft.com/office/drawing/2016/ink" xmlns:am3d="http://schemas.microsoft.com/office/drawing/2017/model3d" xmlns:o="urn:schemas-microsoft-com:office:office" xmlns:oel="http://schemas.microsoft.com/office/2019/extlst" xmlns:r="http://schemas.openxmlformats.org/officeDocument/2006/relationships" xmlns:m="http://schemas.openxmlformats.org/officeDocument/2006/math" xmlns:v="urn:schemas-microsoft-com:vml" xmlns:wp14="http://schemas.microsoft.com/office/word/2010/wordprocessingDrawing" xmlns:wp="http://schemas.openxmlformats.org/drawingml/2006/wordprocessingDrawing" xmlns:w10="urn:schemas-microsoft-com:office:word" xmlns:w="http://schemas.openxmlformats.org/wordprocessingml/2006/main" xmlns:w14="http://schemas.microsoft.com/office/word/2010/wordml" xmlns:w15="http://schemas.microsoft.com/office/word/2012/wordml" xmlns:w16cex="http://schemas.microsoft.com/office/word/2018/wordml/cex" xmlns:w16cid="http://schemas.microsoft.com/office/word/2016/wordml/cid" xmlns:w16="http://schemas.microsoft.com/office/word/2018/wordml" xmlns:w16du="http://schemas.microsoft.com/office/word/2023/wordml/word16du" xmlns:w16sdtdh="http://schemas.microsoft.com/office/word/2020/wordml/sdtdatahash" xmlns:w16sdtfl="http://schemas.microsoft.com/office/word/2024/wordml/sdtformatlock" xmlns:w16se="http://schemas.microsoft.com/office/word/2015/wordml/symex" xmlns:wpg="http://schemas.microsoft.com/office/word/2010/wordprocessingGroup" xmlns:wpi="http://schemas.microsoft.com/office/word/2010/wordprocessingInk" xmlns:wne="http://schemas.microsoft.com/office/word/2006/wordml" xmlns:wps="http://schemas.microsoft.com/office/word/2010/wordprocessingShape" mc:Ignorable="w14 w15 w16se w16cid w16 w16cex w16sdtdh w16sdtfl w16du wp14">
+<w:numbering xmlns:wpc="http://schemas.microsoft.com/office/word/2010/wordprocessingCanvas" xmlns:cx="http://schemas.microsoft.com/office/drawing/2014/chartex" xmlns:cx1="http://schemas.microsoft.com/office/drawing/2015/9/8/chartex" xmlns:cx2="http://schemas.microsoft.com/office/drawing/2015/10/21/chartex" xmlns:cx3="http://schemas.microsoft.com/office/drawing/2016/5/9/chartex" xmlns:cx4="http://schemas.microsoft.com/office/drawing/2016/5/10/chartex" xmlns:cx5="http://schemas.microsoft.com/office/drawing/2016/5/11/chartex" xmlns:cx6="http://schemas.microsoft.com/office/drawing/2016/5/12/chartex" xmlns:cx7="http://schemas.microsoft.com/office/drawing/2016/5/13/chartex" xmlns:cx8="http://schemas.microsoft.com/office/drawing/2016/5/14/chartex" xmlns:mc="http://schemas.openxmlformats.org/markup-compatibility/2006" xmlns:aink="http://schemas.microsoft.com/office/drawing/2016/ink" xmlns:am3d="http://schemas.microsoft.com/office/drawing/2017/model3d" xmlns:o="urn:schemas-microsoft-com:office:office" xmlns:r="http://schemas.openxmlformats.org/officeDocument/2006/relationships" xmlns:m="http://schemas.openxmlformats.org/officeDocument/2006/math" xmlns:v="urn:schemas-microsoft-com:vml" xmlns:wp14="http://schemas.microsoft.com/office/word/2010/wordprocessingDrawing" xmlns:wp="http://schemas.openxmlformats.org/drawingml/2006/wordprocessingDrawing" xmlns:w10="urn:schemas-microsoft-com:office:word" xmlns:w="http://schemas.openxmlformats.org/wordprocessingml/2006/main" xmlns:w14="http://schemas.microsoft.com/office/word/2010/wordml" xmlns:w15="http://schemas.microsoft.com/office/word/2012/wordml" xmlns:w16cex="http://schemas.microsoft.com/office/word/2018/wordml/cex" xmlns:w16cid="http://schemas.microsoft.com/office/word/2016/wordml/cid" xmlns:w16="http://schemas.microsoft.com/office/word/2018/wordml" xmlns:w16sdtdh="http://schemas.microsoft.com/office/word/2020/wordml/sdtdatahash" xmlns:w16se="http://schemas.microsoft.com/office/word/2015/wordml/symex" xmlns:wpg="http://schemas.microsoft.com/office/word/2010/wordprocessingGroup" xmlns:wpi="http://schemas.microsoft.com/office/word/2010/wordprocessingInk" xmlns:wne="http://schemas.microsoft.com/office/word/2006/wordml" xmlns:wps="http://schemas.microsoft.com/office/word/2010/wordprocessingShape" mc:Ignorable="w14 w15 w16se w16cid w16 w16cex w16sdtdh wp14">
   <w:abstractNum w:abstractNumId="0" w15:restartNumberingAfterBreak="0">
     <w:nsid w:val="129E5F86"/>
     <w:multiLevelType w:val="hybridMultilevel"/>
@@ -9779,23 +10142,23 @@
       </w:pPr>
     </w:lvl>
   </w:abstractNum>
-  <w:num w:numId="1" w16cid:durableId="240413878">
+  <w:num w:numId="1">
     <w:abstractNumId w:val="2"/>
   </w:num>
-  <w:num w:numId="2" w16cid:durableId="909463905">
+  <w:num w:numId="2">
     <w:abstractNumId w:val="3"/>
   </w:num>
-  <w:num w:numId="3" w16cid:durableId="1809277428">
+  <w:num w:numId="3">
     <w:abstractNumId w:val="0"/>
   </w:num>
-  <w:num w:numId="4" w16cid:durableId="1630013706">
+  <w:num w:numId="4">
     <w:abstractNumId w:val="1"/>
   </w:num>
 </w:numbering>
 </file>
 
 <file path=word/styles.xml><?xml version="1.0" encoding="utf-8"?>
-<w:styles xmlns:mc="http://schemas.openxmlformats.org/markup-compatibility/2006" xmlns:r="http://schemas.openxmlformats.org/officeDocument/2006/relationships" xmlns:w="http://schemas.openxmlformats.org/wordprocessingml/2006/main" xmlns:w14="http://schemas.microsoft.com/office/word/2010/wordml" xmlns:w15="http://schemas.microsoft.com/office/word/2012/wordml" xmlns:w16cex="http://schemas.microsoft.com/office/word/2018/wordml/cex" xmlns:w16cid="http://schemas.microsoft.com/office/word/2016/wordml/cid" xmlns:w16="http://schemas.microsoft.com/office/word/2018/wordml" xmlns:w16du="http://schemas.microsoft.com/office/word/2023/wordml/word16du" xmlns:w16sdtdh="http://schemas.microsoft.com/office/word/2020/wordml/sdtdatahash" xmlns:w16sdtfl="http://schemas.microsoft.com/office/word/2024/wordml/sdtformatlock" xmlns:w16se="http://schemas.microsoft.com/office/word/2015/wordml/symex" mc:Ignorable="w14 w15 w16se w16cid w16 w16cex w16sdtdh w16sdtfl w16du">
+<w:styles xmlns:mc="http://schemas.openxmlformats.org/markup-compatibility/2006" xmlns:r="http://schemas.openxmlformats.org/officeDocument/2006/relationships" xmlns:w="http://schemas.openxmlformats.org/wordprocessingml/2006/main" xmlns:w14="http://schemas.microsoft.com/office/word/2010/wordml" xmlns:w15="http://schemas.microsoft.com/office/word/2012/wordml" xmlns:w16cex="http://schemas.microsoft.com/office/word/2018/wordml/cex" xmlns:w16cid="http://schemas.microsoft.com/office/word/2016/wordml/cid" xmlns:w16="http://schemas.microsoft.com/office/word/2018/wordml" xmlns:w16sdtdh="http://schemas.microsoft.com/office/word/2020/wordml/sdtdatahash" xmlns:w16se="http://schemas.microsoft.com/office/word/2015/wordml/symex" mc:Ignorable="w14 w15 w16se w16cid w16 w16cex w16sdtdh">
   <w:docDefaults>
     <w:rPrDefault>
       <w:rPr>
@@ -10806,9 +11169,12 @@
 </file>
 
 <file path=customXml/item1.xml><?xml version="1.0" encoding="utf-8"?>
-<p:properties xmlns:p="http://schemas.microsoft.com/office/2006/metadata/properties" xmlns:xsi="http://www.w3.org/2001/XMLSchema-instance" xmlns:pc="http://schemas.microsoft.com/office/infopath/2007/PartnerControls">
-  <documentManagement/>
-</p:properties>
+<?mso-contentType ?>
+<FormTemplates xmlns="http://schemas.microsoft.com/sharepoint/v3/contenttype/forms">
+  <Display>DocumentLibraryForm</Display>
+  <Edit>DocumentLibraryForm</Edit>
+  <New>DocumentLibraryForm</New>
+</FormTemplates>
 </file>
 
 <file path=customXml/item2.xml><?xml version="1.0" encoding="utf-8"?>
@@ -10944,19 +11310,15 @@
 </file>
 
 <file path=customXml/item3.xml><?xml version="1.0" encoding="utf-8"?>
-<?mso-contentType ?>
-<FormTemplates xmlns="http://schemas.microsoft.com/sharepoint/v3/contenttype/forms">
-  <Display>DocumentLibraryForm</Display>
-  <Edit>DocumentLibraryForm</Edit>
-  <New>DocumentLibraryForm</New>
-</FormTemplates>
+<p:properties xmlns:p="http://schemas.microsoft.com/office/2006/metadata/properties" xmlns:xsi="http://www.w3.org/2001/XMLSchema-instance" xmlns:pc="http://schemas.microsoft.com/office/infopath/2007/PartnerControls">
+  <documentManagement/>
+</p:properties>
 </file>
 
 <file path=customXml/itemProps1.xml><?xml version="1.0" encoding="utf-8"?>
-<ds:datastoreItem xmlns:ds="http://schemas.openxmlformats.org/officeDocument/2006/customXml" ds:itemID="{38174882-579A-45DC-A704-C035A9357F73}">
+<ds:datastoreItem xmlns:ds="http://schemas.openxmlformats.org/officeDocument/2006/customXml" ds:itemID="{F3E3E2F7-59E7-4722-B872-D023DC9D1CC1}">
   <ds:schemaRefs>
-    <ds:schemaRef ds:uri="http://schemas.microsoft.com/office/2006/metadata/properties"/>
-    <ds:schemaRef ds:uri="http://schemas.microsoft.com/office/infopath/2007/PartnerControls"/>
+    <ds:schemaRef ds:uri="http://schemas.microsoft.com/sharepoint/v3/contenttype/forms"/>
   </ds:schemaRefs>
 </ds:datastoreItem>
 </file>
@@ -10980,9 +11342,10 @@
 </file>
 
 <file path=customXml/itemProps3.xml><?xml version="1.0" encoding="utf-8"?>
-<ds:datastoreItem xmlns:ds="http://schemas.openxmlformats.org/officeDocument/2006/customXml" ds:itemID="{F3E3E2F7-59E7-4722-B872-D023DC9D1CC1}">
+<ds:datastoreItem xmlns:ds="http://schemas.openxmlformats.org/officeDocument/2006/customXml" ds:itemID="{38174882-579A-45DC-A704-C035A9357F73}">
   <ds:schemaRefs>
-    <ds:schemaRef ds:uri="http://schemas.microsoft.com/sharepoint/v3/contenttype/forms"/>
+    <ds:schemaRef ds:uri="http://schemas.microsoft.com/office/2006/metadata/properties"/>
+    <ds:schemaRef ds:uri="http://schemas.microsoft.com/office/infopath/2007/PartnerControls"/>
   </ds:schemaRefs>
 </ds:datastoreItem>
 </file>